--- a/Lab-3/Lab3_Reflection.docx
+++ b/Lab-3/Lab3_Reflection.docx
@@ -4,7 +4,7 @@
   <w:body>
     <w:p>
       <w:r>
-        <w:t>In Lab 3, I made a model-based reflex agent for a heater and an AC. The difficult part was keeping the previous ON or OFF state instead of making a new decision without remembering it. I solved this by storing the heater and AC values inside the class. The agent turns the heater on below 20 and the AC on above 26. I tested the temperature list one by one and checked that the messages matched the temperature and previous state.</w:t>
+        <w:t>In this lab the agent had to remember whether the heater and AC were already on. That memory is what makes it a model-based agent. In my first version I decided only from the current temperature, so the same ON message kept printing again and again. Then I saved heater and ac inside the class and checked the old value before printing anything. I tested the program on [18, 22, 25, 25, 19] and also traced the whole list on paper, step by step, to confirm that every decision was using the previous state.</w:t>
       </w:r>
     </w:p>
     <w:sectPr>
@@ -381,7 +381,7 @@
     <w:qFormat/>
     <w:rsid w:val="00FC693F"/>
     <w:rPr>
-      <w:rFonts w:ascii="Arial" w:hAnsi="Arial"/>
+      <w:rFonts w:ascii="Calibri" w:hAnsi="Calibri"/>
       <w:sz w:val="22"/>
     </w:rPr>
   </w:style>
